--- a/courseware/LP_ML 101 for Financial Trading_v2.0.docx
+++ b/courseware/LP_ML 101 for Financial Trading_v2.0.docx
@@ -4577,7 +4577,7 @@
                 <w:color w:val="444A54"/>
                 <w:sz w:val="17"/>
               </w:rPr>
-              <w:t>24 - 62</w:t>
+              <w:t>28 - 66</w:t>
             </w:r>
           </w:p>
         </w:tc>
@@ -4734,7 +4734,7 @@
                 <w:color w:val="444A54"/>
                 <w:sz w:val="17"/>
               </w:rPr>
-              <w:t>63 - 97</w:t>
+              <w:t>67 - 104</w:t>
             </w:r>
           </w:p>
         </w:tc>
@@ -4898,7 +4898,7 @@
                 <w:color w:val="444A54"/>
                 <w:sz w:val="17"/>
               </w:rPr>
-              <w:t>98 - 126</w:t>
+              <w:t>105 - 133</w:t>
             </w:r>
           </w:p>
         </w:tc>
@@ -5055,7 +5055,7 @@
                 <w:color w:val="444A54"/>
                 <w:sz w:val="17"/>
               </w:rPr>
-              <w:t>127 - 148</w:t>
+              <w:t>134 - 155</w:t>
             </w:r>
           </w:p>
         </w:tc>
@@ -5219,7 +5219,7 @@
                 <w:color w:val="444A54"/>
                 <w:sz w:val="17"/>
               </w:rPr>
-              <w:t>1 - 23</w:t>
+              <w:t>1 - 27</w:t>
             </w:r>
           </w:p>
         </w:tc>
@@ -5853,7 +5853,7 @@
                 <w:color w:val="444A54"/>
                 <w:sz w:val="17"/>
               </w:rPr>
-              <w:t>54</w:t>
+              <w:t>58</w:t>
             </w:r>
           </w:p>
         </w:tc>
@@ -5983,7 +5983,7 @@
                 <w:color w:val="444A54"/>
                 <w:sz w:val="17"/>
               </w:rPr>
-              <w:t>55</w:t>
+              <w:t>59</w:t>
             </w:r>
           </w:p>
         </w:tc>
@@ -6119,7 +6119,7 @@
                 <w:color w:val="444A54"/>
                 <w:sz w:val="17"/>
               </w:rPr>
-              <w:t>57</w:t>
+              <w:t>61</w:t>
             </w:r>
           </w:p>
         </w:tc>
@@ -6249,7 +6249,7 @@
                 <w:color w:val="444A54"/>
                 <w:sz w:val="17"/>
               </w:rPr>
-              <w:t>60</w:t>
+              <w:t>64</w:t>
             </w:r>
           </w:p>
         </w:tc>
@@ -6385,7 +6385,7 @@
                 <w:color w:val="444A54"/>
                 <w:sz w:val="17"/>
               </w:rPr>
-              <w:t>86</w:t>
+              <w:t>93</w:t>
             </w:r>
           </w:p>
         </w:tc>
@@ -6515,7 +6515,7 @@
                 <w:color w:val="444A54"/>
                 <w:sz w:val="17"/>
               </w:rPr>
-              <w:t>88</w:t>
+              <w:t>95</w:t>
             </w:r>
           </w:p>
         </w:tc>
@@ -6651,7 +6651,7 @@
                 <w:color w:val="444A54"/>
                 <w:sz w:val="17"/>
               </w:rPr>
-              <w:t>91</w:t>
+              <w:t>98</w:t>
             </w:r>
           </w:p>
         </w:tc>
@@ -6781,7 +6781,7 @@
                 <w:color w:val="444A54"/>
                 <w:sz w:val="17"/>
               </w:rPr>
-              <w:t>93</w:t>
+              <w:t>100</w:t>
             </w:r>
           </w:p>
         </w:tc>
@@ -6917,7 +6917,7 @@
                 <w:color w:val="444A54"/>
                 <w:sz w:val="17"/>
               </w:rPr>
-              <w:t>94</w:t>
+              <w:t>101</w:t>
             </w:r>
           </w:p>
         </w:tc>
@@ -7047,7 +7047,7 @@
                 <w:color w:val="444A54"/>
                 <w:sz w:val="17"/>
               </w:rPr>
-              <w:t>116</w:t>
+              <w:t>123</w:t>
             </w:r>
           </w:p>
         </w:tc>
@@ -7183,7 +7183,7 @@
                 <w:color w:val="444A54"/>
                 <w:sz w:val="17"/>
               </w:rPr>
-              <w:t>118</w:t>
+              <w:t>125</w:t>
             </w:r>
           </w:p>
         </w:tc>
@@ -7313,7 +7313,7 @@
                 <w:color w:val="444A54"/>
                 <w:sz w:val="17"/>
               </w:rPr>
-              <w:t>120</w:t>
+              <w:t>127</w:t>
             </w:r>
           </w:p>
         </w:tc>
@@ -7449,7 +7449,7 @@
                 <w:color w:val="444A54"/>
                 <w:sz w:val="17"/>
               </w:rPr>
-              <w:t>122</w:t>
+              <w:t>129</w:t>
             </w:r>
           </w:p>
         </w:tc>
@@ -7579,7 +7579,7 @@
                 <w:color w:val="444A54"/>
                 <w:sz w:val="17"/>
               </w:rPr>
-              <w:t>124</w:t>
+              <w:t>131</w:t>
             </w:r>
           </w:p>
         </w:tc>
@@ -7715,7 +7715,7 @@
                 <w:color w:val="444A54"/>
                 <w:sz w:val="17"/>
               </w:rPr>
-              <w:t>137</w:t>
+              <w:t>144</w:t>
             </w:r>
           </w:p>
         </w:tc>
@@ -7845,7 +7845,7 @@
                 <w:color w:val="444A54"/>
                 <w:sz w:val="17"/>
               </w:rPr>
-              <w:t>139</w:t>
+              <w:t>146</w:t>
             </w:r>
           </w:p>
         </w:tc>
@@ -7981,7 +7981,7 @@
                 <w:color w:val="444A54"/>
                 <w:sz w:val="17"/>
               </w:rPr>
-              <w:t>141</w:t>
+              <w:t>148</w:t>
             </w:r>
           </w:p>
         </w:tc>
@@ -8111,7 +8111,7 @@
                 <w:color w:val="444A54"/>
                 <w:sz w:val="17"/>
               </w:rPr>
-              <w:t>142</w:t>
+              <w:t>149</w:t>
             </w:r>
           </w:p>
         </w:tc>
@@ -8247,7 +8247,7 @@
                 <w:color w:val="444A54"/>
                 <w:sz w:val="17"/>
               </w:rPr>
-              <w:t>144</w:t>
+              <w:t>151</w:t>
             </w:r>
           </w:p>
         </w:tc>
@@ -8377,7 +8377,7 @@
                 <w:color w:val="444A54"/>
                 <w:sz w:val="17"/>
               </w:rPr>
-              <w:t>146</w:t>
+              <w:t>153</w:t>
             </w:r>
           </w:p>
         </w:tc>
@@ -14448,7 +14448,7 @@
           <w:color w:val="444A54"/>
           <w:sz w:val="22"/>
         </w:rPr>
-        <w:t>Trainer slide deck (PowerPoint), 154 slides covering all four topics and twenty labs.</w:t>
+        <w:t>Trainer slide deck (PowerPoint), 161 slides covering all four topics and twenty labs.</w:t>
       </w:r>
     </w:p>
     <w:p>

--- a/courseware/LP_ML 101 for Financial Trading_v2.0.docx
+++ b/courseware/LP_ML 101 for Financial Trading_v2.0.docx
@@ -4577,7 +4577,7 @@
                 <w:color w:val="444A54"/>
                 <w:sz w:val="17"/>
               </w:rPr>
-              <w:t>28 - 66</w:t>
+              <w:t>30 - 68</w:t>
             </w:r>
           </w:p>
         </w:tc>
@@ -4734,7 +4734,7 @@
                 <w:color w:val="444A54"/>
                 <w:sz w:val="17"/>
               </w:rPr>
-              <w:t>67 - 104</w:t>
+              <w:t>69 - 106</w:t>
             </w:r>
           </w:p>
         </w:tc>
@@ -4898,7 +4898,7 @@
                 <w:color w:val="444A54"/>
                 <w:sz w:val="17"/>
               </w:rPr>
-              <w:t>105 - 133</w:t>
+              <w:t>107 - 135</w:t>
             </w:r>
           </w:p>
         </w:tc>
@@ -5055,7 +5055,7 @@
                 <w:color w:val="444A54"/>
                 <w:sz w:val="17"/>
               </w:rPr>
-              <w:t>134 - 155</w:t>
+              <w:t>136 - 157</w:t>
             </w:r>
           </w:p>
         </w:tc>
@@ -5219,7 +5219,7 @@
                 <w:color w:val="444A54"/>
                 <w:sz w:val="17"/>
               </w:rPr>
-              <w:t>1 - 27</w:t>
+              <w:t>1 - 29</w:t>
             </w:r>
           </w:p>
         </w:tc>
@@ -5853,7 +5853,7 @@
                 <w:color w:val="444A54"/>
                 <w:sz w:val="17"/>
               </w:rPr>
-              <w:t>58</w:t>
+              <w:t>60</w:t>
             </w:r>
           </w:p>
         </w:tc>
@@ -5983,7 +5983,7 @@
                 <w:color w:val="444A54"/>
                 <w:sz w:val="17"/>
               </w:rPr>
-              <w:t>59</w:t>
+              <w:t>61</w:t>
             </w:r>
           </w:p>
         </w:tc>
@@ -6119,7 +6119,7 @@
                 <w:color w:val="444A54"/>
                 <w:sz w:val="17"/>
               </w:rPr>
-              <w:t>61</w:t>
+              <w:t>63</w:t>
             </w:r>
           </w:p>
         </w:tc>
@@ -6249,7 +6249,7 @@
                 <w:color w:val="444A54"/>
                 <w:sz w:val="17"/>
               </w:rPr>
-              <w:t>64</w:t>
+              <w:t>66</w:t>
             </w:r>
           </w:p>
         </w:tc>
@@ -6385,7 +6385,7 @@
                 <w:color w:val="444A54"/>
                 <w:sz w:val="17"/>
               </w:rPr>
-              <w:t>93</w:t>
+              <w:t>95</w:t>
             </w:r>
           </w:p>
         </w:tc>
@@ -6515,7 +6515,7 @@
                 <w:color w:val="444A54"/>
                 <w:sz w:val="17"/>
               </w:rPr>
-              <w:t>95</w:t>
+              <w:t>97</w:t>
             </w:r>
           </w:p>
         </w:tc>
@@ -6651,7 +6651,7 @@
                 <w:color w:val="444A54"/>
                 <w:sz w:val="17"/>
               </w:rPr>
-              <w:t>98</w:t>
+              <w:t>100</w:t>
             </w:r>
           </w:p>
         </w:tc>
@@ -6781,7 +6781,7 @@
                 <w:color w:val="444A54"/>
                 <w:sz w:val="17"/>
               </w:rPr>
-              <w:t>100</w:t>
+              <w:t>102</w:t>
             </w:r>
           </w:p>
         </w:tc>
@@ -6917,7 +6917,7 @@
                 <w:color w:val="444A54"/>
                 <w:sz w:val="17"/>
               </w:rPr>
-              <w:t>101</w:t>
+              <w:t>103</w:t>
             </w:r>
           </w:p>
         </w:tc>
@@ -7047,7 +7047,7 @@
                 <w:color w:val="444A54"/>
                 <w:sz w:val="17"/>
               </w:rPr>
-              <w:t>123</w:t>
+              <w:t>125</w:t>
             </w:r>
           </w:p>
         </w:tc>
@@ -7183,7 +7183,7 @@
                 <w:color w:val="444A54"/>
                 <w:sz w:val="17"/>
               </w:rPr>
-              <w:t>125</w:t>
+              <w:t>127</w:t>
             </w:r>
           </w:p>
         </w:tc>
@@ -7313,7 +7313,7 @@
                 <w:color w:val="444A54"/>
                 <w:sz w:val="17"/>
               </w:rPr>
-              <w:t>127</w:t>
+              <w:t>129</w:t>
             </w:r>
           </w:p>
         </w:tc>
@@ -7449,7 +7449,7 @@
                 <w:color w:val="444A54"/>
                 <w:sz w:val="17"/>
               </w:rPr>
-              <w:t>129</w:t>
+              <w:t>131</w:t>
             </w:r>
           </w:p>
         </w:tc>
@@ -7579,7 +7579,7 @@
                 <w:color w:val="444A54"/>
                 <w:sz w:val="17"/>
               </w:rPr>
-              <w:t>131</w:t>
+              <w:t>133</w:t>
             </w:r>
           </w:p>
         </w:tc>
@@ -7715,7 +7715,7 @@
                 <w:color w:val="444A54"/>
                 <w:sz w:val="17"/>
               </w:rPr>
-              <w:t>144</w:t>
+              <w:t>146</w:t>
             </w:r>
           </w:p>
         </w:tc>
@@ -7845,7 +7845,7 @@
                 <w:color w:val="444A54"/>
                 <w:sz w:val="17"/>
               </w:rPr>
-              <w:t>146</w:t>
+              <w:t>148</w:t>
             </w:r>
           </w:p>
         </w:tc>
@@ -7981,7 +7981,7 @@
                 <w:color w:val="444A54"/>
                 <w:sz w:val="17"/>
               </w:rPr>
-              <w:t>148</w:t>
+              <w:t>150</w:t>
             </w:r>
           </w:p>
         </w:tc>
@@ -8111,7 +8111,7 @@
                 <w:color w:val="444A54"/>
                 <w:sz w:val="17"/>
               </w:rPr>
-              <w:t>149</w:t>
+              <w:t>151</w:t>
             </w:r>
           </w:p>
         </w:tc>
@@ -8247,7 +8247,7 @@
                 <w:color w:val="444A54"/>
                 <w:sz w:val="17"/>
               </w:rPr>
-              <w:t>151</w:t>
+              <w:t>153</w:t>
             </w:r>
           </w:p>
         </w:tc>
@@ -8377,7 +8377,7 @@
                 <w:color w:val="444A54"/>
                 <w:sz w:val="17"/>
               </w:rPr>
-              <w:t>153</w:t>
+              <w:t>155</w:t>
             </w:r>
           </w:p>
         </w:tc>
@@ -14448,7 +14448,7 @@
           <w:color w:val="444A54"/>
           <w:sz w:val="22"/>
         </w:rPr>
-        <w:t>Trainer slide deck (PowerPoint), 161 slides covering all four topics and twenty labs.</w:t>
+        <w:t>Trainer slide deck (PowerPoint), 163 slides covering all four topics and twenty labs.</w:t>
       </w:r>
     </w:p>
     <w:p>

--- a/courseware/LP_ML 101 for Financial Trading_v2.0.docx
+++ b/courseware/LP_ML 101 for Financial Trading_v2.0.docx
@@ -137,493 +137,9 @@
       </w:r>
     </w:p>
     <w:p>
-      <w:bookmarkStart w:id="901" w:name="_Toc900"/>
       <w:pPr>
         <w:pStyle w:val="Heading1"/>
-      </w:pPr>
-      <w:r>
-        <w:t>Version History</w:t>
-      </w:r>
-      <w:bookmarkEnd w:id="901"/>
-    </w:p>
-    <w:tbl>
-      <w:tblPr>
-        <w:tblStyle w:val="TableGrid"/>
-        <w:tblW w:type="auto" w:w="0"/>
-        <w:jc w:val="center"/>
-        <w:tblLook w:firstColumn="1" w:firstRow="1" w:lastColumn="0" w:lastRow="0" w:noHBand="0" w:noVBand="1" w:val="04A0"/>
-        <w:tblLayout w:type="fixed"/>
-      </w:tblPr>
-      <w:tblGrid>
-        <w:gridCol w:w="1296"/>
-        <w:gridCol w:w="1728"/>
-        <w:gridCol w:w="5616"/>
-        <w:gridCol w:w="1584"/>
-      </w:tblGrid>
-      <w:tr>
-        <w:trPr>
-          <w:tblHeader w:val="true"/>
-        </w:trPr>
-        <w:tc>
-          <w:tcPr>
-            <w:tcW w:type="dxa" w:w="1296"/>
-            <w:shd w:val="clear" w:fill="1F3864"/>
-          </w:tcPr>
-          <w:p>
-            <w:pPr>
-              <w:keepNext/>
-              <w:spacing w:after="40" w:before="40" w:line="252" w:lineRule="auto"/>
-              <w:jc w:val="center"/>
-            </w:pPr>
-            <w:r/>
-            <w:r>
-              <w:rPr>
-                <w:rFonts w:ascii="Arial" w:hAnsi="Arial"/>
-                <w:b/>
-                <w:color w:val="FFFFFF"/>
-                <w:sz w:val="19"/>
-              </w:rPr>
-              <w:t>Version No</w:t>
-            </w:r>
-          </w:p>
-        </w:tc>
-        <w:tc>
-          <w:tcPr>
-            <w:tcW w:type="dxa" w:w="1728"/>
-            <w:shd w:val="clear" w:fill="1F3864"/>
-          </w:tcPr>
-          <w:p>
-            <w:pPr>
-              <w:keepNext/>
-              <w:spacing w:after="40" w:before="40" w:line="252" w:lineRule="auto"/>
-              <w:jc w:val="center"/>
-            </w:pPr>
-            <w:r/>
-            <w:r>
-              <w:rPr>
-                <w:rFonts w:ascii="Arial" w:hAnsi="Arial"/>
-                <w:b/>
-                <w:color w:val="FFFFFF"/>
-                <w:sz w:val="19"/>
-              </w:rPr>
-              <w:t>Date Effected</w:t>
-            </w:r>
-          </w:p>
-        </w:tc>
-        <w:tc>
-          <w:tcPr>
-            <w:tcW w:type="dxa" w:w="5616"/>
-            <w:shd w:val="clear" w:fill="1F3864"/>
-          </w:tcPr>
-          <w:p>
-            <w:pPr>
-              <w:keepNext/>
-              <w:spacing w:after="40" w:before="40" w:line="252" w:lineRule="auto"/>
-              <w:jc w:val="center"/>
-            </w:pPr>
-            <w:r/>
-            <w:r>
-              <w:rPr>
-                <w:rFonts w:ascii="Arial" w:hAnsi="Arial"/>
-                <w:b/>
-                <w:color w:val="FFFFFF"/>
-                <w:sz w:val="19"/>
-              </w:rPr>
-              <w:t>Change Update</w:t>
-            </w:r>
-          </w:p>
-        </w:tc>
-        <w:tc>
-          <w:tcPr>
-            <w:tcW w:type="dxa" w:w="1584"/>
-            <w:shd w:val="clear" w:fill="1F3864"/>
-          </w:tcPr>
-          <w:p>
-            <w:pPr>
-              <w:keepNext/>
-              <w:spacing w:after="40" w:before="40" w:line="252" w:lineRule="auto"/>
-              <w:jc w:val="center"/>
-            </w:pPr>
-            <w:r/>
-            <w:r>
-              <w:rPr>
-                <w:rFonts w:ascii="Arial" w:hAnsi="Arial"/>
-                <w:b/>
-                <w:color w:val="FFFFFF"/>
-                <w:sz w:val="19"/>
-              </w:rPr>
-              <w:t>Approved by</w:t>
-            </w:r>
-          </w:p>
-        </w:tc>
-      </w:tr>
-      <w:tr>
-        <w:trPr>
-          <w:cantSplit w:val="true"/>
-        </w:trPr>
-        <w:tc>
-          <w:tcPr>
-            <w:tcW w:type="dxa" w:w="1296"/>
-          </w:tcPr>
-          <w:p>
-            <w:pPr>
-              <w:keepNext/>
-              <w:spacing w:after="40" w:before="40" w:line="252" w:lineRule="auto"/>
-            </w:pPr>
-            <w:r/>
-            <w:r>
-              <w:rPr>
-                <w:rFonts w:ascii="Arial" w:hAnsi="Arial"/>
-                <w:b w:val="0"/>
-                <w:color w:val="444A54"/>
-                <w:sz w:val="19"/>
-              </w:rPr>
-              <w:t>2.0</w:t>
-            </w:r>
-          </w:p>
-        </w:tc>
-        <w:tc>
-          <w:tcPr>
-            <w:tcW w:type="dxa" w:w="1728"/>
-          </w:tcPr>
-          <w:p>
-            <w:pPr>
-              <w:keepNext/>
-              <w:spacing w:after="40" w:before="40" w:line="252" w:lineRule="auto"/>
-            </w:pPr>
-            <w:r/>
-            <w:r>
-              <w:rPr>
-                <w:rFonts w:ascii="Arial" w:hAnsi="Arial"/>
-                <w:b w:val="0"/>
-                <w:color w:val="444A54"/>
-                <w:sz w:val="19"/>
-              </w:rPr>
-              <w:t>18 October 2026</w:t>
-            </w:r>
-          </w:p>
-        </w:tc>
-        <w:tc>
-          <w:tcPr>
-            <w:tcW w:type="dxa" w:w="5616"/>
-          </w:tcPr>
-          <w:p>
-            <w:pPr>
-              <w:keepNext/>
-              <w:spacing w:after="40" w:before="40" w:line="252" w:lineRule="auto"/>
-            </w:pPr>
-            <w:r/>
-            <w:r>
-              <w:rPr>
-                <w:rFonts w:ascii="Arial" w:hAnsi="Arial"/>
-                <w:b w:val="0"/>
-                <w:color w:val="444A54"/>
-                <w:sz w:val="19"/>
-              </w:rPr>
-              <w:t>Major revision, focused entirely on quant and algorithmic stock trading. Courseware rebuilt on the single-source IBF pipeline and re-platformed to Alpaca (API-first broker, paper trading, 24/5 US stock trading) and TradingView (charting, Pine Script v6, Strategy Tester, Paper Trading) with Python. Four topics: quant success stories and the evolution of quant from Thorp and Renaissance through statistical arbitrage to high-frequency trading, the paradigm shift from machine learning to LLMs and its impact on quant, and AI agents versus agentic AI in trading; the classification of trading algorithms, indicators, strategies, a TradingView versus Alpaca comparison, order placement and metric definitions; machine learning models, statistical modelling, A/B testing and pairs trading as a hedging algorithm; and an end-to-end, automated algorithmic trading pipeline. 'How the algorithm works' slides explain each algorithm on real market data. Twenty hands-on labs build one pipeline stage by stage, each with an instruction PDF containing step-by-step AI prompts, and include live paper trading of a strategy. Assessment: Written Assessment (short-answer questions, K1-K9) and Practical Performance (four tasks, A1-A10) with a standalone SMART marking rubric. Facilitator Guide added. Fee restated in SGD exclusive of GST, optimum class size stated, provider name updated to Tertiary Infotech Academy Pte Ltd.</w:t>
-            </w:r>
-          </w:p>
-        </w:tc>
-        <w:tc>
-          <w:tcPr>
-            <w:tcW w:type="dxa" w:w="1584"/>
-          </w:tcPr>
-          <w:p>
-            <w:pPr>
-              <w:keepNext/>
-              <w:spacing w:after="40" w:before="40" w:line="252" w:lineRule="auto"/>
-            </w:pPr>
-            <w:r/>
-            <w:r>
-              <w:rPr>
-                <w:rFonts w:ascii="Arial" w:hAnsi="Arial"/>
-                <w:b w:val="0"/>
-                <w:color w:val="444A54"/>
-                <w:sz w:val="19"/>
-              </w:rPr>
-              <w:t>Dr Alfred Ang</w:t>
-            </w:r>
-          </w:p>
-        </w:tc>
-      </w:tr>
-      <w:tr>
-        <w:trPr>
-          <w:cantSplit w:val="true"/>
-        </w:trPr>
-        <w:tc>
-          <w:tcPr>
-            <w:tcW w:type="dxa" w:w="1296"/>
-          </w:tcPr>
-          <w:p>
-            <w:pPr>
-              <w:keepNext/>
-              <w:spacing w:after="40" w:before="40" w:line="252" w:lineRule="auto"/>
-            </w:pPr>
-            <w:r/>
-            <w:r>
-              <w:rPr>
-                <w:rFonts w:ascii="Arial" w:hAnsi="Arial"/>
-                <w:b w:val="0"/>
-                <w:color w:val="444A54"/>
-                <w:sz w:val="19"/>
-              </w:rPr>
-              <w:t>1.1</w:t>
-            </w:r>
-          </w:p>
-        </w:tc>
-        <w:tc>
-          <w:tcPr>
-            <w:tcW w:type="dxa" w:w="1728"/>
-          </w:tcPr>
-          <w:p>
-            <w:pPr>
-              <w:keepNext/>
-              <w:spacing w:after="40" w:before="40" w:line="252" w:lineRule="auto"/>
-            </w:pPr>
-            <w:r/>
-            <w:r>
-              <w:rPr>
-                <w:rFonts w:ascii="Arial" w:hAnsi="Arial"/>
-                <w:b w:val="0"/>
-                <w:color w:val="444A54"/>
-                <w:sz w:val="19"/>
-              </w:rPr>
-              <w:t>22 December 2022</w:t>
-            </w:r>
-          </w:p>
-        </w:tc>
-        <w:tc>
-          <w:tcPr>
-            <w:tcW w:type="dxa" w:w="5616"/>
-          </w:tcPr>
-          <w:p>
-            <w:pPr>
-              <w:keepNext/>
-              <w:spacing w:after="40" w:before="40" w:line="252" w:lineRule="auto"/>
-            </w:pPr>
-            <w:r/>
-            <w:r>
-              <w:rPr>
-                <w:rFonts w:ascii="Arial" w:hAnsi="Arial"/>
-                <w:b w:val="0"/>
-                <w:color w:val="444A54"/>
-                <w:sz w:val="19"/>
-              </w:rPr>
-              <w:t>Multiple choice questions removed; practical test retained as the sole assessment instrument.</w:t>
-            </w:r>
-          </w:p>
-        </w:tc>
-        <w:tc>
-          <w:tcPr>
-            <w:tcW w:type="dxa" w:w="1584"/>
-          </w:tcPr>
-          <w:p>
-            <w:pPr>
-              <w:keepNext/>
-              <w:spacing w:after="40" w:before="40" w:line="252" w:lineRule="auto"/>
-            </w:pPr>
-            <w:r/>
-            <w:r>
-              <w:rPr>
-                <w:rFonts w:ascii="Arial" w:hAnsi="Arial"/>
-                <w:b w:val="0"/>
-                <w:color w:val="444A54"/>
-                <w:sz w:val="19"/>
-              </w:rPr>
-              <w:t>Dr Alfred Ang</w:t>
-            </w:r>
-          </w:p>
-        </w:tc>
-      </w:tr>
-      <w:tr>
-        <w:trPr>
-          <w:cantSplit w:val="true"/>
-        </w:trPr>
-        <w:tc>
-          <w:tcPr>
-            <w:tcW w:type="dxa" w:w="1296"/>
-          </w:tcPr>
-          <w:p>
-            <w:pPr>
-              <w:keepNext/>
-              <w:spacing w:after="40" w:before="40" w:line="252" w:lineRule="auto"/>
-            </w:pPr>
-            <w:r/>
-            <w:r>
-              <w:rPr>
-                <w:rFonts w:ascii="Arial" w:hAnsi="Arial"/>
-                <w:b w:val="0"/>
-                <w:color w:val="444A54"/>
-                <w:sz w:val="19"/>
-              </w:rPr>
-              <w:t>1.0</w:t>
-            </w:r>
-          </w:p>
-        </w:tc>
-        <w:tc>
-          <w:tcPr>
-            <w:tcW w:type="dxa" w:w="1728"/>
-          </w:tcPr>
-          <w:p>
-            <w:pPr>
-              <w:keepNext/>
-              <w:spacing w:after="40" w:before="40" w:line="252" w:lineRule="auto"/>
-            </w:pPr>
-            <w:r/>
-            <w:r>
-              <w:rPr>
-                <w:rFonts w:ascii="Arial" w:hAnsi="Arial"/>
-                <w:b w:val="0"/>
-                <w:color w:val="444A54"/>
-                <w:sz w:val="19"/>
-              </w:rPr>
-              <w:t>10 June 2022</w:t>
-            </w:r>
-          </w:p>
-        </w:tc>
-        <w:tc>
-          <w:tcPr>
-            <w:tcW w:type="dxa" w:w="5616"/>
-          </w:tcPr>
-          <w:p>
-            <w:pPr>
-              <w:keepNext/>
-              <w:spacing w:after="40" w:before="40" w:line="252" w:lineRule="auto"/>
-            </w:pPr>
-            <w:r/>
-            <w:r>
-              <w:rPr>
-                <w:rFonts w:ascii="Arial" w:hAnsi="Arial"/>
-                <w:b w:val="0"/>
-                <w:color w:val="444A54"/>
-                <w:sz w:val="19"/>
-              </w:rPr>
-              <w:t>Initial release for pilot launch, aligned to Data Analytics and Computational Modelling (Proficiency Level 3).</w:t>
-            </w:r>
-          </w:p>
-        </w:tc>
-        <w:tc>
-          <w:tcPr>
-            <w:tcW w:type="dxa" w:w="1584"/>
-          </w:tcPr>
-          <w:p>
-            <w:pPr>
-              <w:keepNext/>
-              <w:spacing w:after="40" w:before="40" w:line="252" w:lineRule="auto"/>
-            </w:pPr>
-            <w:r/>
-            <w:r>
-              <w:rPr>
-                <w:rFonts w:ascii="Arial" w:hAnsi="Arial"/>
-                <w:b w:val="0"/>
-                <w:color w:val="444A54"/>
-                <w:sz w:val="19"/>
-              </w:rPr>
-              <w:t>Dr Alfred Ang</w:t>
-            </w:r>
-          </w:p>
-        </w:tc>
-      </w:tr>
-      <w:tr>
-        <w:trPr>
-          <w:cantSplit w:val="true"/>
-        </w:trPr>
-        <w:tc>
-          <w:tcPr>
-            <w:tcW w:type="dxa" w:w="1296"/>
-          </w:tcPr>
-          <w:p>
-            <w:pPr>
-              <w:spacing w:after="40" w:before="40" w:line="252" w:lineRule="auto"/>
-            </w:pPr>
-            <w:r/>
-            <w:r>
-              <w:rPr>
-                <w:rFonts w:ascii="Arial" w:hAnsi="Arial"/>
-                <w:b w:val="0"/>
-                <w:color w:val="444A54"/>
-                <w:sz w:val="19"/>
-              </w:rPr>
-            </w:r>
-          </w:p>
-        </w:tc>
-        <w:tc>
-          <w:tcPr>
-            <w:tcW w:type="dxa" w:w="1728"/>
-          </w:tcPr>
-          <w:p>
-            <w:pPr>
-              <w:spacing w:after="40" w:before="40" w:line="252" w:lineRule="auto"/>
-            </w:pPr>
-            <w:r/>
-            <w:r>
-              <w:rPr>
-                <w:rFonts w:ascii="Arial" w:hAnsi="Arial"/>
-                <w:b w:val="0"/>
-                <w:color w:val="444A54"/>
-                <w:sz w:val="19"/>
-              </w:rPr>
-            </w:r>
-          </w:p>
-        </w:tc>
-        <w:tc>
-          <w:tcPr>
-            <w:tcW w:type="dxa" w:w="5616"/>
-          </w:tcPr>
-          <w:p>
-            <w:pPr>
-              <w:spacing w:after="40" w:before="40" w:line="252" w:lineRule="auto"/>
-            </w:pPr>
-            <w:r/>
-            <w:r>
-              <w:rPr>
-                <w:rFonts w:ascii="Arial" w:hAnsi="Arial"/>
-                <w:b w:val="0"/>
-                <w:color w:val="444A54"/>
-                <w:sz w:val="19"/>
-              </w:rPr>
-            </w:r>
-          </w:p>
-        </w:tc>
-        <w:tc>
-          <w:tcPr>
-            <w:tcW w:type="dxa" w:w="1584"/>
-          </w:tcPr>
-          <w:p>
-            <w:pPr>
-              <w:spacing w:after="40" w:before="40" w:line="252" w:lineRule="auto"/>
-            </w:pPr>
-            <w:r/>
-            <w:r>
-              <w:rPr>
-                <w:rFonts w:ascii="Arial" w:hAnsi="Arial"/>
-                <w:b w:val="0"/>
-                <w:color w:val="444A54"/>
-                <w:sz w:val="19"/>
-              </w:rPr>
-            </w:r>
-          </w:p>
-        </w:tc>
-      </w:tr>
-    </w:tbl>
-    <w:p>
-      <w:pPr>
-        <w:spacing w:after="120"/>
-      </w:pPr>
-      <w:r>
-        <w:rPr>
-          <w:rFonts w:ascii="Arial" w:hAnsi="Arial"/>
-          <w:b w:val="0"/>
-          <w:i/>
-          <w:color w:val="444A54"/>
-          <w:sz w:val="19"/>
-        </w:rPr>
-        <w:t>This document is at Version 2.0, effective 18 October 2026.</w:t>
-      </w:r>
-    </w:p>
-    <w:p>
-      <w:pPr>
-        <w:pStyle w:val="Heading1"/>
+        <w:pageBreakBefore w:val="0"/>
       </w:pPr>
       <w:r>
         <w:t>Table of Contents</w:t>
@@ -655,6 +171,54 @@
           </w:rPr>
           <w:t xml:space="preserve">Version History</w:t>
         </w:r>
+        <w:r>
+          <w:tab/>
+        </w:r>
+        <w:r>
+          <w:rPr>
+            <w:rFonts w:ascii="Arial" w:hAnsi="Arial"/>
+            <w:sz w:val="21"/>
+            <w:b/>
+            <w:color w:val="1F3864"/>
+          </w:rPr>
+          <w:fldChar w:fldCharType="begin" w:dirty="true"/>
+        </w:r>
+        <w:r>
+          <w:rPr>
+            <w:rFonts w:ascii="Arial" w:hAnsi="Arial"/>
+            <w:sz w:val="21"/>
+            <w:b/>
+            <w:color w:val="1F3864"/>
+          </w:rPr>
+          <w:instrText xml:space="preserve"> PAGEREF _Toc900 \h </w:instrText>
+        </w:r>
+        <w:r>
+          <w:rPr>
+            <w:rFonts w:ascii="Arial" w:hAnsi="Arial"/>
+            <w:sz w:val="21"/>
+            <w:b/>
+            <w:color w:val="1F3864"/>
+          </w:rPr>
+          <w:fldChar w:fldCharType="separate"/>
+        </w:r>
+        <w:r>
+          <w:rPr>
+            <w:rFonts w:ascii="Arial" w:hAnsi="Arial"/>
+            <w:sz w:val="21"/>
+            <w:b/>
+            <w:color w:val="1F3864"/>
+          </w:rPr>
+          <w:t>1</w:t>
+        </w:r>
+        <w:r>
+          <w:rPr>
+            <w:rFonts w:ascii="Arial" w:hAnsi="Arial"/>
+            <w:sz w:val="21"/>
+            <w:b/>
+            <w:color w:val="1F3864"/>
+          </w:rPr>
+          <w:fldChar w:fldCharType="end"/>
+        </w:r>
       </w:hyperlink>
     </w:p>
     <w:p>
@@ -674,6 +238,54 @@
             <w:color w:val="1F3864"/>
           </w:rPr>
           <w:t xml:space="preserve">1.  Course Information</w:t>
+        </w:r>
+        <w:r>
+          <w:tab/>
+        </w:r>
+        <w:r>
+          <w:rPr>
+            <w:rFonts w:ascii="Arial" w:hAnsi="Arial"/>
+            <w:sz w:val="21"/>
+            <w:b/>
+            <w:color w:val="1F3864"/>
+          </w:rPr>
+          <w:fldChar w:fldCharType="begin" w:dirty="true"/>
+        </w:r>
+        <w:r>
+          <w:rPr>
+            <w:rFonts w:ascii="Arial" w:hAnsi="Arial"/>
+            <w:sz w:val="21"/>
+            <w:b/>
+            <w:color w:val="1F3864"/>
+          </w:rPr>
+          <w:instrText xml:space="preserve"> PAGEREF _Toc901 \h </w:instrText>
+        </w:r>
+        <w:r>
+          <w:rPr>
+            <w:rFonts w:ascii="Arial" w:hAnsi="Arial"/>
+            <w:sz w:val="21"/>
+            <w:b/>
+            <w:color w:val="1F3864"/>
+          </w:rPr>
+          <w:fldChar w:fldCharType="separate"/>
+        </w:r>
+        <w:r>
+          <w:rPr>
+            <w:rFonts w:ascii="Arial" w:hAnsi="Arial"/>
+            <w:sz w:val="21"/>
+            <w:b/>
+            <w:color w:val="1F3864"/>
+          </w:rPr>
+          <w:t>1</w:t>
+        </w:r>
+        <w:r>
+          <w:rPr>
+            <w:rFonts w:ascii="Arial" w:hAnsi="Arial"/>
+            <w:sz w:val="21"/>
+            <w:b/>
+            <w:color w:val="1F3864"/>
+          </w:rPr>
+          <w:fldChar w:fldCharType="end"/>
         </w:r>
       </w:hyperlink>
     </w:p>
@@ -695,6 +307,54 @@
           </w:rPr>
           <w:t xml:space="preserve">2.  Target Audience and Entry Requirements</w:t>
         </w:r>
+        <w:r>
+          <w:tab/>
+        </w:r>
+        <w:r>
+          <w:rPr>
+            <w:rFonts w:ascii="Arial" w:hAnsi="Arial"/>
+            <w:sz w:val="21"/>
+            <w:b/>
+            <w:color w:val="1F3864"/>
+          </w:rPr>
+          <w:fldChar w:fldCharType="begin" w:dirty="true"/>
+        </w:r>
+        <w:r>
+          <w:rPr>
+            <w:rFonts w:ascii="Arial" w:hAnsi="Arial"/>
+            <w:sz w:val="21"/>
+            <w:b/>
+            <w:color w:val="1F3864"/>
+          </w:rPr>
+          <w:instrText xml:space="preserve"> PAGEREF _Toc902 \h </w:instrText>
+        </w:r>
+        <w:r>
+          <w:rPr>
+            <w:rFonts w:ascii="Arial" w:hAnsi="Arial"/>
+            <w:sz w:val="21"/>
+            <w:b/>
+            <w:color w:val="1F3864"/>
+          </w:rPr>
+          <w:fldChar w:fldCharType="separate"/>
+        </w:r>
+        <w:r>
+          <w:rPr>
+            <w:rFonts w:ascii="Arial" w:hAnsi="Arial"/>
+            <w:sz w:val="21"/>
+            <w:b/>
+            <w:color w:val="1F3864"/>
+          </w:rPr>
+          <w:t>1</w:t>
+        </w:r>
+        <w:r>
+          <w:rPr>
+            <w:rFonts w:ascii="Arial" w:hAnsi="Arial"/>
+            <w:sz w:val="21"/>
+            <w:b/>
+            <w:color w:val="1F3864"/>
+          </w:rPr>
+          <w:fldChar w:fldCharType="end"/>
+        </w:r>
       </w:hyperlink>
     </w:p>
     <w:p>
@@ -714,6 +374,54 @@
             <w:color w:val="1F3864"/>
           </w:rPr>
           <w:t xml:space="preserve">3.  Learning Outcomes</w:t>
+        </w:r>
+        <w:r>
+          <w:tab/>
+        </w:r>
+        <w:r>
+          <w:rPr>
+            <w:rFonts w:ascii="Arial" w:hAnsi="Arial"/>
+            <w:sz w:val="21"/>
+            <w:b/>
+            <w:color w:val="1F3864"/>
+          </w:rPr>
+          <w:fldChar w:fldCharType="begin" w:dirty="true"/>
+        </w:r>
+        <w:r>
+          <w:rPr>
+            <w:rFonts w:ascii="Arial" w:hAnsi="Arial"/>
+            <w:sz w:val="21"/>
+            <w:b/>
+            <w:color w:val="1F3864"/>
+          </w:rPr>
+          <w:instrText xml:space="preserve"> PAGEREF _Toc903 \h </w:instrText>
+        </w:r>
+        <w:r>
+          <w:rPr>
+            <w:rFonts w:ascii="Arial" w:hAnsi="Arial"/>
+            <w:sz w:val="21"/>
+            <w:b/>
+            <w:color w:val="1F3864"/>
+          </w:rPr>
+          <w:fldChar w:fldCharType="separate"/>
+        </w:r>
+        <w:r>
+          <w:rPr>
+            <w:rFonts w:ascii="Arial" w:hAnsi="Arial"/>
+            <w:sz w:val="21"/>
+            <w:b/>
+            <w:color w:val="1F3864"/>
+          </w:rPr>
+          <w:t>1</w:t>
+        </w:r>
+        <w:r>
+          <w:rPr>
+            <w:rFonts w:ascii="Arial" w:hAnsi="Arial"/>
+            <w:sz w:val="21"/>
+            <w:b/>
+            <w:color w:val="1F3864"/>
+          </w:rPr>
+          <w:fldChar w:fldCharType="end"/>
         </w:r>
       </w:hyperlink>
     </w:p>
@@ -735,6 +443,54 @@
           </w:rPr>
           <w:t xml:space="preserve">4.  TSC Alignment</w:t>
         </w:r>
+        <w:r>
+          <w:tab/>
+        </w:r>
+        <w:r>
+          <w:rPr>
+            <w:rFonts w:ascii="Arial" w:hAnsi="Arial"/>
+            <w:sz w:val="21"/>
+            <w:b/>
+            <w:color w:val="1F3864"/>
+          </w:rPr>
+          <w:fldChar w:fldCharType="begin" w:dirty="true"/>
+        </w:r>
+        <w:r>
+          <w:rPr>
+            <w:rFonts w:ascii="Arial" w:hAnsi="Arial"/>
+            <w:sz w:val="21"/>
+            <w:b/>
+            <w:color w:val="1F3864"/>
+          </w:rPr>
+          <w:instrText xml:space="preserve"> PAGEREF _Toc904 \h </w:instrText>
+        </w:r>
+        <w:r>
+          <w:rPr>
+            <w:rFonts w:ascii="Arial" w:hAnsi="Arial"/>
+            <w:sz w:val="21"/>
+            <w:b/>
+            <w:color w:val="1F3864"/>
+          </w:rPr>
+          <w:fldChar w:fldCharType="separate"/>
+        </w:r>
+        <w:r>
+          <w:rPr>
+            <w:rFonts w:ascii="Arial" w:hAnsi="Arial"/>
+            <w:sz w:val="21"/>
+            <w:b/>
+            <w:color w:val="1F3864"/>
+          </w:rPr>
+          <w:t>1</w:t>
+        </w:r>
+        <w:r>
+          <w:rPr>
+            <w:rFonts w:ascii="Arial" w:hAnsi="Arial"/>
+            <w:sz w:val="21"/>
+            <w:b/>
+            <w:color w:val="1F3864"/>
+          </w:rPr>
+          <w:fldChar w:fldCharType="end"/>
+        </w:r>
       </w:hyperlink>
     </w:p>
     <w:p>
@@ -754,6 +510,54 @@
             <w:color w:val="1F3864"/>
           </w:rPr>
           <w:t xml:space="preserve">5.  Course Structure and Duration by Topic</w:t>
+        </w:r>
+        <w:r>
+          <w:tab/>
+        </w:r>
+        <w:r>
+          <w:rPr>
+            <w:rFonts w:ascii="Arial" w:hAnsi="Arial"/>
+            <w:sz w:val="21"/>
+            <w:b/>
+            <w:color w:val="1F3864"/>
+          </w:rPr>
+          <w:fldChar w:fldCharType="begin" w:dirty="true"/>
+        </w:r>
+        <w:r>
+          <w:rPr>
+            <w:rFonts w:ascii="Arial" w:hAnsi="Arial"/>
+            <w:sz w:val="21"/>
+            <w:b/>
+            <w:color w:val="1F3864"/>
+          </w:rPr>
+          <w:instrText xml:space="preserve"> PAGEREF _Toc905 \h </w:instrText>
+        </w:r>
+        <w:r>
+          <w:rPr>
+            <w:rFonts w:ascii="Arial" w:hAnsi="Arial"/>
+            <w:sz w:val="21"/>
+            <w:b/>
+            <w:color w:val="1F3864"/>
+          </w:rPr>
+          <w:fldChar w:fldCharType="separate"/>
+        </w:r>
+        <w:r>
+          <w:rPr>
+            <w:rFonts w:ascii="Arial" w:hAnsi="Arial"/>
+            <w:sz w:val="21"/>
+            <w:b/>
+            <w:color w:val="1F3864"/>
+          </w:rPr>
+          <w:t>1</w:t>
+        </w:r>
+        <w:r>
+          <w:rPr>
+            <w:rFonts w:ascii="Arial" w:hAnsi="Arial"/>
+            <w:sz w:val="21"/>
+            <w:b/>
+            <w:color w:val="1F3864"/>
+          </w:rPr>
+          <w:fldChar w:fldCharType="end"/>
         </w:r>
       </w:hyperlink>
     </w:p>
@@ -775,6 +579,54 @@
           </w:rPr>
           <w:t xml:space="preserve">6.  Daily Training Schedule</w:t>
         </w:r>
+        <w:r>
+          <w:tab/>
+        </w:r>
+        <w:r>
+          <w:rPr>
+            <w:rFonts w:ascii="Arial" w:hAnsi="Arial"/>
+            <w:sz w:val="21"/>
+            <w:b/>
+            <w:color w:val="1F3864"/>
+          </w:rPr>
+          <w:fldChar w:fldCharType="begin" w:dirty="true"/>
+        </w:r>
+        <w:r>
+          <w:rPr>
+            <w:rFonts w:ascii="Arial" w:hAnsi="Arial"/>
+            <w:sz w:val="21"/>
+            <w:b/>
+            <w:color w:val="1F3864"/>
+          </w:rPr>
+          <w:instrText xml:space="preserve"> PAGEREF _Toc906 \h </w:instrText>
+        </w:r>
+        <w:r>
+          <w:rPr>
+            <w:rFonts w:ascii="Arial" w:hAnsi="Arial"/>
+            <w:sz w:val="21"/>
+            <w:b/>
+            <w:color w:val="1F3864"/>
+          </w:rPr>
+          <w:fldChar w:fldCharType="separate"/>
+        </w:r>
+        <w:r>
+          <w:rPr>
+            <w:rFonts w:ascii="Arial" w:hAnsi="Arial"/>
+            <w:sz w:val="21"/>
+            <w:b/>
+            <w:color w:val="1F3864"/>
+          </w:rPr>
+          <w:t>1</w:t>
+        </w:r>
+        <w:r>
+          <w:rPr>
+            <w:rFonts w:ascii="Arial" w:hAnsi="Arial"/>
+            <w:sz w:val="21"/>
+            <w:b/>
+            <w:color w:val="1F3864"/>
+          </w:rPr>
+          <w:fldChar w:fldCharType="end"/>
+        </w:r>
       </w:hyperlink>
     </w:p>
     <w:p>
@@ -794,6 +646,49 @@
           </w:rPr>
           <w:t xml:space="preserve">Day 1</w:t>
         </w:r>
+        <w:r>
+          <w:tab/>
+        </w:r>
+        <w:r>
+          <w:rPr>
+            <w:rFonts w:ascii="Arial" w:hAnsi="Arial"/>
+            <w:sz w:val="19"/>
+            <w:color w:val="444A54"/>
+          </w:rPr>
+          <w:fldChar w:fldCharType="begin" w:dirty="true"/>
+        </w:r>
+        <w:r>
+          <w:rPr>
+            <w:rFonts w:ascii="Arial" w:hAnsi="Arial"/>
+            <w:sz w:val="19"/>
+            <w:color w:val="444A54"/>
+          </w:rPr>
+          <w:instrText xml:space="preserve"> PAGEREF _Toc907 \h </w:instrText>
+        </w:r>
+        <w:r>
+          <w:rPr>
+            <w:rFonts w:ascii="Arial" w:hAnsi="Arial"/>
+            <w:sz w:val="19"/>
+            <w:color w:val="444A54"/>
+          </w:rPr>
+          <w:fldChar w:fldCharType="separate"/>
+        </w:r>
+        <w:r>
+          <w:rPr>
+            <w:rFonts w:ascii="Arial" w:hAnsi="Arial"/>
+            <w:sz w:val="19"/>
+            <w:color w:val="444A54"/>
+          </w:rPr>
+          <w:t>1</w:t>
+        </w:r>
+        <w:r>
+          <w:rPr>
+            <w:rFonts w:ascii="Arial" w:hAnsi="Arial"/>
+            <w:sz w:val="19"/>
+            <w:color w:val="444A54"/>
+          </w:rPr>
+          <w:fldChar w:fldCharType="end"/>
+        </w:r>
       </w:hyperlink>
     </w:p>
     <w:p>
@@ -812,6 +707,49 @@
             <w:color w:val="444A54"/>
           </w:rPr>
           <w:t xml:space="preserve">Day 2</w:t>
+        </w:r>
+        <w:r>
+          <w:tab/>
+        </w:r>
+        <w:r>
+          <w:rPr>
+            <w:rFonts w:ascii="Arial" w:hAnsi="Arial"/>
+            <w:sz w:val="19"/>
+            <w:color w:val="444A54"/>
+          </w:rPr>
+          <w:fldChar w:fldCharType="begin" w:dirty="true"/>
+        </w:r>
+        <w:r>
+          <w:rPr>
+            <w:rFonts w:ascii="Arial" w:hAnsi="Arial"/>
+            <w:sz w:val="19"/>
+            <w:color w:val="444A54"/>
+          </w:rPr>
+          <w:instrText xml:space="preserve"> PAGEREF _Toc908 \h </w:instrText>
+        </w:r>
+        <w:r>
+          <w:rPr>
+            <w:rFonts w:ascii="Arial" w:hAnsi="Arial"/>
+            <w:sz w:val="19"/>
+            <w:color w:val="444A54"/>
+          </w:rPr>
+          <w:fldChar w:fldCharType="separate"/>
+        </w:r>
+        <w:r>
+          <w:rPr>
+            <w:rFonts w:ascii="Arial" w:hAnsi="Arial"/>
+            <w:sz w:val="19"/>
+            <w:color w:val="444A54"/>
+          </w:rPr>
+          <w:t>1</w:t>
+        </w:r>
+        <w:r>
+          <w:rPr>
+            <w:rFonts w:ascii="Arial" w:hAnsi="Arial"/>
+            <w:sz w:val="19"/>
+            <w:color w:val="444A54"/>
+          </w:rPr>
+          <w:fldChar w:fldCharType="end"/>
         </w:r>
       </w:hyperlink>
     </w:p>
@@ -833,6 +771,54 @@
           </w:rPr>
           <w:t xml:space="preserve">7.  Assessment Summary</w:t>
         </w:r>
+        <w:r>
+          <w:tab/>
+        </w:r>
+        <w:r>
+          <w:rPr>
+            <w:rFonts w:ascii="Arial" w:hAnsi="Arial"/>
+            <w:sz w:val="21"/>
+            <w:b/>
+            <w:color w:val="1F3864"/>
+          </w:rPr>
+          <w:fldChar w:fldCharType="begin" w:dirty="true"/>
+        </w:r>
+        <w:r>
+          <w:rPr>
+            <w:rFonts w:ascii="Arial" w:hAnsi="Arial"/>
+            <w:sz w:val="21"/>
+            <w:b/>
+            <w:color w:val="1F3864"/>
+          </w:rPr>
+          <w:instrText xml:space="preserve"> PAGEREF _Toc909 \h </w:instrText>
+        </w:r>
+        <w:r>
+          <w:rPr>
+            <w:rFonts w:ascii="Arial" w:hAnsi="Arial"/>
+            <w:sz w:val="21"/>
+            <w:b/>
+            <w:color w:val="1F3864"/>
+          </w:rPr>
+          <w:fldChar w:fldCharType="separate"/>
+        </w:r>
+        <w:r>
+          <w:rPr>
+            <w:rFonts w:ascii="Arial" w:hAnsi="Arial"/>
+            <w:sz w:val="21"/>
+            <w:b/>
+            <w:color w:val="1F3864"/>
+          </w:rPr>
+          <w:t>1</w:t>
+        </w:r>
+        <w:r>
+          <w:rPr>
+            <w:rFonts w:ascii="Arial" w:hAnsi="Arial"/>
+            <w:sz w:val="21"/>
+            <w:b/>
+            <w:color w:val="1F3864"/>
+          </w:rPr>
+          <w:fldChar w:fldCharType="end"/>
+        </w:r>
       </w:hyperlink>
     </w:p>
     <w:p>
@@ -852,6 +838,54 @@
             <w:color w:val="1F3864"/>
           </w:rPr>
           <w:t xml:space="preserve">8.  Training Resources</w:t>
+        </w:r>
+        <w:r>
+          <w:tab/>
+        </w:r>
+        <w:r>
+          <w:rPr>
+            <w:rFonts w:ascii="Arial" w:hAnsi="Arial"/>
+            <w:sz w:val="21"/>
+            <w:b/>
+            <w:color w:val="1F3864"/>
+          </w:rPr>
+          <w:fldChar w:fldCharType="begin" w:dirty="true"/>
+        </w:r>
+        <w:r>
+          <w:rPr>
+            <w:rFonts w:ascii="Arial" w:hAnsi="Arial"/>
+            <w:sz w:val="21"/>
+            <w:b/>
+            <w:color w:val="1F3864"/>
+          </w:rPr>
+          <w:instrText xml:space="preserve"> PAGEREF _Toc910 \h </w:instrText>
+        </w:r>
+        <w:r>
+          <w:rPr>
+            <w:rFonts w:ascii="Arial" w:hAnsi="Arial"/>
+            <w:sz w:val="21"/>
+            <w:b/>
+            <w:color w:val="1F3864"/>
+          </w:rPr>
+          <w:fldChar w:fldCharType="separate"/>
+        </w:r>
+        <w:r>
+          <w:rPr>
+            <w:rFonts w:ascii="Arial" w:hAnsi="Arial"/>
+            <w:sz w:val="21"/>
+            <w:b/>
+            <w:color w:val="1F3864"/>
+          </w:rPr>
+          <w:t>1</w:t>
+        </w:r>
+        <w:r>
+          <w:rPr>
+            <w:rFonts w:ascii="Arial" w:hAnsi="Arial"/>
+            <w:sz w:val="21"/>
+            <w:b/>
+            <w:color w:val="1F3864"/>
+          </w:rPr>
+          <w:fldChar w:fldCharType="end"/>
         </w:r>
       </w:hyperlink>
     </w:p>
@@ -873,17 +907,547 @@
           </w:rPr>
           <w:t xml:space="preserve">9.  Trainer Notes</w:t>
         </w:r>
+        <w:r>
+          <w:tab/>
+        </w:r>
+        <w:r>
+          <w:rPr>
+            <w:rFonts w:ascii="Arial" w:hAnsi="Arial"/>
+            <w:sz w:val="21"/>
+            <w:b/>
+            <w:color w:val="1F3864"/>
+          </w:rPr>
+          <w:fldChar w:fldCharType="begin" w:dirty="true"/>
+        </w:r>
+        <w:r>
+          <w:rPr>
+            <w:rFonts w:ascii="Arial" w:hAnsi="Arial"/>
+            <w:sz w:val="21"/>
+            <w:b/>
+            <w:color w:val="1F3864"/>
+          </w:rPr>
+          <w:instrText xml:space="preserve"> PAGEREF _Toc911 \h </w:instrText>
+        </w:r>
+        <w:r>
+          <w:rPr>
+            <w:rFonts w:ascii="Arial" w:hAnsi="Arial"/>
+            <w:sz w:val="21"/>
+            <w:b/>
+            <w:color w:val="1F3864"/>
+          </w:rPr>
+          <w:fldChar w:fldCharType="separate"/>
+        </w:r>
+        <w:r>
+          <w:rPr>
+            <w:rFonts w:ascii="Arial" w:hAnsi="Arial"/>
+            <w:sz w:val="21"/>
+            <w:b/>
+            <w:color w:val="1F3864"/>
+          </w:rPr>
+          <w:t>1</w:t>
+        </w:r>
+        <w:r>
+          <w:rPr>
+            <w:rFonts w:ascii="Arial" w:hAnsi="Arial"/>
+            <w:sz w:val="21"/>
+            <w:b/>
+            <w:color w:val="1F3864"/>
+          </w:rPr>
+          <w:fldChar w:fldCharType="end"/>
+        </w:r>
       </w:hyperlink>
     </w:p>
     <w:p>
+      <w:bookmarkStart w:id="901" w:name="_Toc900"/>
+      <w:pPr>
+        <w:pStyle w:val="Heading1"/>
+        <w:pageBreakBefore/>
+      </w:pPr>
       <w:r>
-        <w:br w:type="page"/>
+        <w:t>Version History</w:t>
+      </w:r>
+      <w:bookmarkEnd w:id="901"/>
+    </w:p>
+    <w:tbl>
+      <w:tblPr>
+        <w:tblStyle w:val="TableGrid"/>
+        <w:tblW w:type="auto" w:w="0"/>
+        <w:jc w:val="center"/>
+        <w:tblLook w:firstColumn="1" w:firstRow="1" w:lastColumn="0" w:lastRow="0" w:noHBand="0" w:noVBand="1" w:val="04A0"/>
+        <w:tblLayout w:type="fixed"/>
+      </w:tblPr>
+      <w:tblGrid>
+        <w:gridCol w:w="1296"/>
+        <w:gridCol w:w="1728"/>
+        <w:gridCol w:w="5616"/>
+        <w:gridCol w:w="1584"/>
+      </w:tblGrid>
+      <w:tr>
+        <w:trPr>
+          <w:tblHeader w:val="true"/>
+        </w:trPr>
+        <w:tc>
+          <w:tcPr>
+            <w:tcW w:type="dxa" w:w="1296"/>
+            <w:shd w:val="clear" w:fill="1F3864"/>
+          </w:tcPr>
+          <w:p>
+            <w:pPr>
+              <w:keepNext/>
+              <w:spacing w:after="40" w:before="40" w:line="252" w:lineRule="auto"/>
+              <w:jc w:val="center"/>
+            </w:pPr>
+            <w:r/>
+            <w:r>
+              <w:rPr>
+                <w:rFonts w:ascii="Arial" w:hAnsi="Arial"/>
+                <w:b/>
+                <w:color w:val="FFFFFF"/>
+                <w:sz w:val="19"/>
+              </w:rPr>
+              <w:t>Version No</w:t>
+            </w:r>
+          </w:p>
+        </w:tc>
+        <w:tc>
+          <w:tcPr>
+            <w:tcW w:type="dxa" w:w="1728"/>
+            <w:shd w:val="clear" w:fill="1F3864"/>
+          </w:tcPr>
+          <w:p>
+            <w:pPr>
+              <w:keepNext/>
+              <w:spacing w:after="40" w:before="40" w:line="252" w:lineRule="auto"/>
+              <w:jc w:val="center"/>
+            </w:pPr>
+            <w:r/>
+            <w:r>
+              <w:rPr>
+                <w:rFonts w:ascii="Arial" w:hAnsi="Arial"/>
+                <w:b/>
+                <w:color w:val="FFFFFF"/>
+                <w:sz w:val="19"/>
+              </w:rPr>
+              <w:t>Date Effected</w:t>
+            </w:r>
+          </w:p>
+        </w:tc>
+        <w:tc>
+          <w:tcPr>
+            <w:tcW w:type="dxa" w:w="5616"/>
+            <w:shd w:val="clear" w:fill="1F3864"/>
+          </w:tcPr>
+          <w:p>
+            <w:pPr>
+              <w:keepNext/>
+              <w:spacing w:after="40" w:before="40" w:line="252" w:lineRule="auto"/>
+              <w:jc w:val="center"/>
+            </w:pPr>
+            <w:r/>
+            <w:r>
+              <w:rPr>
+                <w:rFonts w:ascii="Arial" w:hAnsi="Arial"/>
+                <w:b/>
+                <w:color w:val="FFFFFF"/>
+                <w:sz w:val="19"/>
+              </w:rPr>
+              <w:t>Change Update</w:t>
+            </w:r>
+          </w:p>
+        </w:tc>
+        <w:tc>
+          <w:tcPr>
+            <w:tcW w:type="dxa" w:w="1584"/>
+            <w:shd w:val="clear" w:fill="1F3864"/>
+          </w:tcPr>
+          <w:p>
+            <w:pPr>
+              <w:keepNext/>
+              <w:spacing w:after="40" w:before="40" w:line="252" w:lineRule="auto"/>
+              <w:jc w:val="center"/>
+            </w:pPr>
+            <w:r/>
+            <w:r>
+              <w:rPr>
+                <w:rFonts w:ascii="Arial" w:hAnsi="Arial"/>
+                <w:b/>
+                <w:color w:val="FFFFFF"/>
+                <w:sz w:val="19"/>
+              </w:rPr>
+              <w:t>Approved by</w:t>
+            </w:r>
+          </w:p>
+        </w:tc>
+      </w:tr>
+      <w:tr>
+        <w:trPr>
+          <w:cantSplit w:val="true"/>
+        </w:trPr>
+        <w:tc>
+          <w:tcPr>
+            <w:tcW w:type="dxa" w:w="1296"/>
+          </w:tcPr>
+          <w:p>
+            <w:pPr>
+              <w:keepNext/>
+              <w:spacing w:after="40" w:before="40" w:line="252" w:lineRule="auto"/>
+            </w:pPr>
+            <w:r/>
+            <w:r>
+              <w:rPr>
+                <w:rFonts w:ascii="Arial" w:hAnsi="Arial"/>
+                <w:b w:val="0"/>
+                <w:color w:val="444A54"/>
+                <w:sz w:val="19"/>
+              </w:rPr>
+              <w:t>2.0</w:t>
+            </w:r>
+          </w:p>
+        </w:tc>
+        <w:tc>
+          <w:tcPr>
+            <w:tcW w:type="dxa" w:w="1728"/>
+          </w:tcPr>
+          <w:p>
+            <w:pPr>
+              <w:keepNext/>
+              <w:spacing w:after="40" w:before="40" w:line="252" w:lineRule="auto"/>
+            </w:pPr>
+            <w:r/>
+            <w:r>
+              <w:rPr>
+                <w:rFonts w:ascii="Arial" w:hAnsi="Arial"/>
+                <w:b w:val="0"/>
+                <w:color w:val="444A54"/>
+                <w:sz w:val="19"/>
+              </w:rPr>
+              <w:t>18 October 2026</w:t>
+            </w:r>
+          </w:p>
+        </w:tc>
+        <w:tc>
+          <w:tcPr>
+            <w:tcW w:type="dxa" w:w="5616"/>
+          </w:tcPr>
+          <w:p>
+            <w:pPr>
+              <w:keepNext/>
+              <w:spacing w:after="40" w:before="40" w:line="252" w:lineRule="auto"/>
+            </w:pPr>
+            <w:r/>
+            <w:r>
+              <w:rPr>
+                <w:rFonts w:ascii="Arial" w:hAnsi="Arial"/>
+                <w:b w:val="0"/>
+                <w:color w:val="444A54"/>
+                <w:sz w:val="19"/>
+              </w:rPr>
+              <w:t>Major revision, focused entirely on quant and algorithmic stock trading. Courseware rebuilt on the single-source IBF pipeline and re-platformed to Alpaca (API-first broker, paper trading, 24/5 US stock trading) and TradingView (charting, Pine Script v6, Strategy Tester, Paper Trading) with Python. Four topics: quant success stories and the evolution of quant from Thorp and Renaissance through statistical arbitrage to high-frequency trading, the paradigm shift from machine learning to LLMs and its impact on quant, and AI agents versus agentic AI in trading; the classification of trading algorithms, indicators, strategies, a TradingView versus Alpaca comparison, order placement and metric definitions; machine learning models, statistical modelling, A/B testing and pairs trading as a hedging algorithm; and an end-to-end, automated algorithmic trading pipeline. 'How the algorithm works' slides explain each algorithm on real market data. Twenty hands-on labs build one pipeline stage by stage, each with an instruction PDF containing step-by-step AI prompts, and include live paper trading of a strategy. Assessment: Written Assessment (short-answer questions, K1-K9) and Practical Performance (four tasks, A1-A10) with a standalone SMART marking rubric. Facilitator Guide added. Fee restated in SGD exclusive of GST, optimum class size stated, provider name updated to Tertiary Infotech Academy Pte Ltd.</w:t>
+            </w:r>
+          </w:p>
+        </w:tc>
+        <w:tc>
+          <w:tcPr>
+            <w:tcW w:type="dxa" w:w="1584"/>
+          </w:tcPr>
+          <w:p>
+            <w:pPr>
+              <w:keepNext/>
+              <w:spacing w:after="40" w:before="40" w:line="252" w:lineRule="auto"/>
+            </w:pPr>
+            <w:r/>
+            <w:r>
+              <w:rPr>
+                <w:rFonts w:ascii="Arial" w:hAnsi="Arial"/>
+                <w:b w:val="0"/>
+                <w:color w:val="444A54"/>
+                <w:sz w:val="19"/>
+              </w:rPr>
+              <w:t>Dr Alfred Ang</w:t>
+            </w:r>
+          </w:p>
+        </w:tc>
+      </w:tr>
+      <w:tr>
+        <w:trPr>
+          <w:cantSplit w:val="true"/>
+        </w:trPr>
+        <w:tc>
+          <w:tcPr>
+            <w:tcW w:type="dxa" w:w="1296"/>
+          </w:tcPr>
+          <w:p>
+            <w:pPr>
+              <w:keepNext/>
+              <w:spacing w:after="40" w:before="40" w:line="252" w:lineRule="auto"/>
+            </w:pPr>
+            <w:r/>
+            <w:r>
+              <w:rPr>
+                <w:rFonts w:ascii="Arial" w:hAnsi="Arial"/>
+                <w:b w:val="0"/>
+                <w:color w:val="444A54"/>
+                <w:sz w:val="19"/>
+              </w:rPr>
+              <w:t>1.1</w:t>
+            </w:r>
+          </w:p>
+        </w:tc>
+        <w:tc>
+          <w:tcPr>
+            <w:tcW w:type="dxa" w:w="1728"/>
+          </w:tcPr>
+          <w:p>
+            <w:pPr>
+              <w:keepNext/>
+              <w:spacing w:after="40" w:before="40" w:line="252" w:lineRule="auto"/>
+            </w:pPr>
+            <w:r/>
+            <w:r>
+              <w:rPr>
+                <w:rFonts w:ascii="Arial" w:hAnsi="Arial"/>
+                <w:b w:val="0"/>
+                <w:color w:val="444A54"/>
+                <w:sz w:val="19"/>
+              </w:rPr>
+              <w:t>22 December 2022</w:t>
+            </w:r>
+          </w:p>
+        </w:tc>
+        <w:tc>
+          <w:tcPr>
+            <w:tcW w:type="dxa" w:w="5616"/>
+          </w:tcPr>
+          <w:p>
+            <w:pPr>
+              <w:keepNext/>
+              <w:spacing w:after="40" w:before="40" w:line="252" w:lineRule="auto"/>
+            </w:pPr>
+            <w:r/>
+            <w:r>
+              <w:rPr>
+                <w:rFonts w:ascii="Arial" w:hAnsi="Arial"/>
+                <w:b w:val="0"/>
+                <w:color w:val="444A54"/>
+                <w:sz w:val="19"/>
+              </w:rPr>
+              <w:t>Multiple choice questions removed; practical test retained as the sole assessment instrument.</w:t>
+            </w:r>
+          </w:p>
+        </w:tc>
+        <w:tc>
+          <w:tcPr>
+            <w:tcW w:type="dxa" w:w="1584"/>
+          </w:tcPr>
+          <w:p>
+            <w:pPr>
+              <w:keepNext/>
+              <w:spacing w:after="40" w:before="40" w:line="252" w:lineRule="auto"/>
+            </w:pPr>
+            <w:r/>
+            <w:r>
+              <w:rPr>
+                <w:rFonts w:ascii="Arial" w:hAnsi="Arial"/>
+                <w:b w:val="0"/>
+                <w:color w:val="444A54"/>
+                <w:sz w:val="19"/>
+              </w:rPr>
+              <w:t>Dr Alfred Ang</w:t>
+            </w:r>
+          </w:p>
+        </w:tc>
+      </w:tr>
+      <w:tr>
+        <w:trPr>
+          <w:cantSplit w:val="true"/>
+        </w:trPr>
+        <w:tc>
+          <w:tcPr>
+            <w:tcW w:type="dxa" w:w="1296"/>
+          </w:tcPr>
+          <w:p>
+            <w:pPr>
+              <w:keepNext/>
+              <w:spacing w:after="40" w:before="40" w:line="252" w:lineRule="auto"/>
+            </w:pPr>
+            <w:r/>
+            <w:r>
+              <w:rPr>
+                <w:rFonts w:ascii="Arial" w:hAnsi="Arial"/>
+                <w:b w:val="0"/>
+                <w:color w:val="444A54"/>
+                <w:sz w:val="19"/>
+              </w:rPr>
+              <w:t>1.0</w:t>
+            </w:r>
+          </w:p>
+        </w:tc>
+        <w:tc>
+          <w:tcPr>
+            <w:tcW w:type="dxa" w:w="1728"/>
+          </w:tcPr>
+          <w:p>
+            <w:pPr>
+              <w:keepNext/>
+              <w:spacing w:after="40" w:before="40" w:line="252" w:lineRule="auto"/>
+            </w:pPr>
+            <w:r/>
+            <w:r>
+              <w:rPr>
+                <w:rFonts w:ascii="Arial" w:hAnsi="Arial"/>
+                <w:b w:val="0"/>
+                <w:color w:val="444A54"/>
+                <w:sz w:val="19"/>
+              </w:rPr>
+              <w:t>10 June 2022</w:t>
+            </w:r>
+          </w:p>
+        </w:tc>
+        <w:tc>
+          <w:tcPr>
+            <w:tcW w:type="dxa" w:w="5616"/>
+          </w:tcPr>
+          <w:p>
+            <w:pPr>
+              <w:keepNext/>
+              <w:spacing w:after="40" w:before="40" w:line="252" w:lineRule="auto"/>
+            </w:pPr>
+            <w:r/>
+            <w:r>
+              <w:rPr>
+                <w:rFonts w:ascii="Arial" w:hAnsi="Arial"/>
+                <w:b w:val="0"/>
+                <w:color w:val="444A54"/>
+                <w:sz w:val="19"/>
+              </w:rPr>
+              <w:t>Initial release for pilot launch, aligned to Data Analytics and Computational Modelling (Proficiency Level 3).</w:t>
+            </w:r>
+          </w:p>
+        </w:tc>
+        <w:tc>
+          <w:tcPr>
+            <w:tcW w:type="dxa" w:w="1584"/>
+          </w:tcPr>
+          <w:p>
+            <w:pPr>
+              <w:keepNext/>
+              <w:spacing w:after="40" w:before="40" w:line="252" w:lineRule="auto"/>
+            </w:pPr>
+            <w:r/>
+            <w:r>
+              <w:rPr>
+                <w:rFonts w:ascii="Arial" w:hAnsi="Arial"/>
+                <w:b w:val="0"/>
+                <w:color w:val="444A54"/>
+                <w:sz w:val="19"/>
+              </w:rPr>
+              <w:t>Dr Alfred Ang</w:t>
+            </w:r>
+          </w:p>
+        </w:tc>
+      </w:tr>
+      <w:tr>
+        <w:trPr>
+          <w:cantSplit w:val="true"/>
+        </w:trPr>
+        <w:tc>
+          <w:tcPr>
+            <w:tcW w:type="dxa" w:w="1296"/>
+          </w:tcPr>
+          <w:p>
+            <w:pPr>
+              <w:spacing w:after="40" w:before="40" w:line="252" w:lineRule="auto"/>
+            </w:pPr>
+            <w:r/>
+            <w:r>
+              <w:rPr>
+                <w:rFonts w:ascii="Arial" w:hAnsi="Arial"/>
+                <w:b w:val="0"/>
+                <w:color w:val="444A54"/>
+                <w:sz w:val="19"/>
+              </w:rPr>
+            </w:r>
+          </w:p>
+        </w:tc>
+        <w:tc>
+          <w:tcPr>
+            <w:tcW w:type="dxa" w:w="1728"/>
+          </w:tcPr>
+          <w:p>
+            <w:pPr>
+              <w:spacing w:after="40" w:before="40" w:line="252" w:lineRule="auto"/>
+            </w:pPr>
+            <w:r/>
+            <w:r>
+              <w:rPr>
+                <w:rFonts w:ascii="Arial" w:hAnsi="Arial"/>
+                <w:b w:val="0"/>
+                <w:color w:val="444A54"/>
+                <w:sz w:val="19"/>
+              </w:rPr>
+            </w:r>
+          </w:p>
+        </w:tc>
+        <w:tc>
+          <w:tcPr>
+            <w:tcW w:type="dxa" w:w="5616"/>
+          </w:tcPr>
+          <w:p>
+            <w:pPr>
+              <w:spacing w:after="40" w:before="40" w:line="252" w:lineRule="auto"/>
+            </w:pPr>
+            <w:r/>
+            <w:r>
+              <w:rPr>
+                <w:rFonts w:ascii="Arial" w:hAnsi="Arial"/>
+                <w:b w:val="0"/>
+                <w:color w:val="444A54"/>
+                <w:sz w:val="19"/>
+              </w:rPr>
+            </w:r>
+          </w:p>
+        </w:tc>
+        <w:tc>
+          <w:tcPr>
+            <w:tcW w:type="dxa" w:w="1584"/>
+          </w:tcPr>
+          <w:p>
+            <w:pPr>
+              <w:spacing w:after="40" w:before="40" w:line="252" w:lineRule="auto"/>
+            </w:pPr>
+            <w:r/>
+            <w:r>
+              <w:rPr>
+                <w:rFonts w:ascii="Arial" w:hAnsi="Arial"/>
+                <w:b w:val="0"/>
+                <w:color w:val="444A54"/>
+                <w:sz w:val="19"/>
+              </w:rPr>
+            </w:r>
+          </w:p>
+        </w:tc>
+      </w:tr>
+    </w:tbl>
+    <w:p>
+      <w:pPr>
+        <w:spacing w:after="120"/>
+      </w:pPr>
+      <w:r>
+        <w:rPr>
+          <w:rFonts w:ascii="Arial" w:hAnsi="Arial"/>
+          <w:b w:val="0"/>
+          <w:i/>
+          <w:color w:val="444A54"/>
+          <w:sz w:val="19"/>
+        </w:rPr>
+        <w:t>This document is at Version 2.0, effective 18 October 2026.</w:t>
       </w:r>
     </w:p>
     <w:p>
       <w:bookmarkStart w:id="902" w:name="_Toc901"/>
       <w:pPr>
         <w:pStyle w:val="Heading1"/>
+        <w:pageBreakBefore/>
       </w:pPr>
       <w:r>
         <w:t>1.  Course Information</w:t>

--- a/courseware/LP_ML 101 for Financial Trading_v2.0.docx
+++ b/courseware/LP_ML 101 for Financial Trading_v2.0.docx
@@ -5141,7 +5141,7 @@
                 <w:color w:val="444A54"/>
                 <w:sz w:val="17"/>
               </w:rPr>
-              <w:t>30 - 68</w:t>
+              <w:t>30 - 69</w:t>
             </w:r>
           </w:p>
         </w:tc>
@@ -5298,7 +5298,7 @@
                 <w:color w:val="444A54"/>
                 <w:sz w:val="17"/>
               </w:rPr>
-              <w:t>69 - 106</w:t>
+              <w:t>70 - 108</w:t>
             </w:r>
           </w:p>
         </w:tc>
@@ -5462,7 +5462,7 @@
                 <w:color w:val="444A54"/>
                 <w:sz w:val="17"/>
               </w:rPr>
-              <w:t>107 - 135</w:t>
+              <w:t>109 - 137</w:t>
             </w:r>
           </w:p>
         </w:tc>
@@ -5619,7 +5619,7 @@
                 <w:color w:val="444A54"/>
                 <w:sz w:val="17"/>
               </w:rPr>
-              <w:t>136 - 157</w:t>
+              <w:t>138 - 160</w:t>
             </w:r>
           </w:p>
         </w:tc>
@@ -6547,7 +6547,7 @@
                 <w:color w:val="444A54"/>
                 <w:sz w:val="17"/>
               </w:rPr>
-              <w:t>61</w:t>
+              <w:t>62</w:t>
             </w:r>
           </w:p>
         </w:tc>
@@ -6683,7 +6683,7 @@
                 <w:color w:val="444A54"/>
                 <w:sz w:val="17"/>
               </w:rPr>
-              <w:t>63</w:t>
+              <w:t>64</w:t>
             </w:r>
           </w:p>
         </w:tc>
@@ -6813,7 +6813,7 @@
                 <w:color w:val="444A54"/>
                 <w:sz w:val="17"/>
               </w:rPr>
-              <w:t>66</w:t>
+              <w:t>67</w:t>
             </w:r>
           </w:p>
         </w:tc>
@@ -6949,7 +6949,7 @@
                 <w:color w:val="444A54"/>
                 <w:sz w:val="17"/>
               </w:rPr>
-              <w:t>95</w:t>
+              <w:t>96</w:t>
             </w:r>
           </w:p>
         </w:tc>
@@ -7079,7 +7079,7 @@
                 <w:color w:val="444A54"/>
                 <w:sz w:val="17"/>
               </w:rPr>
-              <w:t>97</w:t>
+              <w:t>98</w:t>
             </w:r>
           </w:p>
         </w:tc>
@@ -7215,7 +7215,7 @@
                 <w:color w:val="444A54"/>
                 <w:sz w:val="17"/>
               </w:rPr>
-              <w:t>100</w:t>
+              <w:t>101</w:t>
             </w:r>
           </w:p>
         </w:tc>
@@ -7345,7 +7345,7 @@
                 <w:color w:val="444A54"/>
                 <w:sz w:val="17"/>
               </w:rPr>
-              <w:t>102</w:t>
+              <w:t>103</w:t>
             </w:r>
           </w:p>
         </w:tc>
@@ -7481,7 +7481,7 @@
                 <w:color w:val="444A54"/>
                 <w:sz w:val="17"/>
               </w:rPr>
-              <w:t>103</w:t>
+              <w:t>105</w:t>
             </w:r>
           </w:p>
         </w:tc>
@@ -7611,7 +7611,7 @@
                 <w:color w:val="444A54"/>
                 <w:sz w:val="17"/>
               </w:rPr>
-              <w:t>125</w:t>
+              <w:t>127</w:t>
             </w:r>
           </w:p>
         </w:tc>
@@ -7747,7 +7747,7 @@
                 <w:color w:val="444A54"/>
                 <w:sz w:val="17"/>
               </w:rPr>
-              <w:t>127</w:t>
+              <w:t>129</w:t>
             </w:r>
           </w:p>
         </w:tc>
@@ -7877,7 +7877,7 @@
                 <w:color w:val="444A54"/>
                 <w:sz w:val="17"/>
               </w:rPr>
-              <w:t>129</w:t>
+              <w:t>131</w:t>
             </w:r>
           </w:p>
         </w:tc>
@@ -8013,7 +8013,7 @@
                 <w:color w:val="444A54"/>
                 <w:sz w:val="17"/>
               </w:rPr>
-              <w:t>131</w:t>
+              <w:t>133</w:t>
             </w:r>
           </w:p>
         </w:tc>
@@ -8143,7 +8143,7 @@
                 <w:color w:val="444A54"/>
                 <w:sz w:val="17"/>
               </w:rPr>
-              <w:t>133</w:t>
+              <w:t>135</w:t>
             </w:r>
           </w:p>
         </w:tc>
@@ -8279,7 +8279,7 @@
                 <w:color w:val="444A54"/>
                 <w:sz w:val="17"/>
               </w:rPr>
-              <w:t>146</w:t>
+              <w:t>148</w:t>
             </w:r>
           </w:p>
         </w:tc>
@@ -8409,7 +8409,7 @@
                 <w:color w:val="444A54"/>
                 <w:sz w:val="17"/>
               </w:rPr>
-              <w:t>148</w:t>
+              <w:t>150</w:t>
             </w:r>
           </w:p>
         </w:tc>
@@ -8545,7 +8545,7 @@
                 <w:color w:val="444A54"/>
                 <w:sz w:val="17"/>
               </w:rPr>
-              <w:t>150</w:t>
+              <w:t>152</w:t>
             </w:r>
           </w:p>
         </w:tc>
@@ -8675,7 +8675,7 @@
                 <w:color w:val="444A54"/>
                 <w:sz w:val="17"/>
               </w:rPr>
-              <w:t>151</w:t>
+              <w:t>154</w:t>
             </w:r>
           </w:p>
         </w:tc>
@@ -8811,7 +8811,7 @@
                 <w:color w:val="444A54"/>
                 <w:sz w:val="17"/>
               </w:rPr>
-              <w:t>153</w:t>
+              <w:t>156</w:t>
             </w:r>
           </w:p>
         </w:tc>
@@ -8941,7 +8941,7 @@
                 <w:color w:val="444A54"/>
                 <w:sz w:val="17"/>
               </w:rPr>
-              <w:t>155</w:t>
+              <w:t>158</w:t>
             </w:r>
           </w:p>
         </w:tc>
@@ -15012,7 +15012,7 @@
           <w:color w:val="444A54"/>
           <w:sz w:val="22"/>
         </w:rPr>
-        <w:t>Trainer slide deck (PowerPoint), 163 slides covering all four topics and twenty labs.</w:t>
+        <w:t>Trainer slide deck (PowerPoint), 166 slides covering all four topics and twenty labs.</w:t>
       </w:r>
     </w:p>
     <w:p>
@@ -15136,6 +15136,21 @@
       </w:r>
     </w:p>
     <w:p>
+      <w:pPr>
+        <w:pStyle w:val="ListBullet"/>
+        <w:spacing w:after="60"/>
+        <w:ind w:left="432"/>
+      </w:pPr>
+      <w:r>
+        <w:rPr>
+          <w:rFonts w:ascii="Arial" w:hAnsi="Arial"/>
+          <w:color w:val="444A54"/>
+          <w:sz w:val="22"/>
+        </w:rPr>
+        <w:t>The course Trading Simulator (https://github.com/alfredang/algorithmic-trader-bot): a local web app (uv or Docker Compose) with a Course Labs page that walks through all twenty labs (Part A of each lab); the Python and Pine Script files in the lab folders are Part B.</w:t>
+      </w:r>
+    </w:p>
+    <w:p>
       <w:bookmarkStart w:id="912" w:name="_Toc911"/>
       <w:pPr>
         <w:pStyle w:val="Heading1"/>
@@ -15173,6 +15188,21 @@
           <w:sz w:val="22"/>
         </w:rPr>
         <w:t>If the venue network blocks the Alpaca API, or a participant cannot open an account, every lab runs offline on the bundled data and the built-in paper-broker simulator. Show both paths early (Lab 1) so nobody is blocked.</w:t>
+      </w:r>
+    </w:p>
+    <w:p>
+      <w:pPr>
+        <w:pStyle w:val="ListBullet"/>
+        <w:spacing w:after="60"/>
+        <w:ind w:left="432"/>
+      </w:pPr>
+      <w:r>
+        <w:rPr>
+          <w:rFonts w:ascii="Arial" w:hAnsi="Arial"/>
+          <w:color w:val="444A54"/>
+          <w:sz w:val="22"/>
+        </w:rPr>
+        <w:t>Run every lab in two parts: Part A in the Trading Simulator (Course Labs page, quick and visual), then Part B in code with an AI coding assistant. Have the simulator installed and seeded on the trainer machine before Day 1 so you can project each lab's page.</w:t>
       </w:r>
     </w:p>
     <w:p>

--- a/courseware/LP_ML 101 for Financial Trading_v2.0.docx
+++ b/courseware/LP_ML 101 for Financial Trading_v2.0.docx
@@ -9291,7 +9291,7 @@
                 <w:color w:val="444A54"/>
                 <w:sz w:val="16"/>
               </w:rPr>
-              <w:t>T1.1-1.3 History of AI, AI Agents versus Agentic AI, and the History of Algorithmic Trading</w:t>
+              <w:t>T1.1-1.4 Quant Success Stories, the Evolution of Quant, the ML-to-LLM Shift, and Agentic AI versus AI Agents</w:t>
             </w:r>
           </w:p>
           <w:p>
@@ -9305,7 +9305,7 @@
                 <w:color w:val="444A54"/>
                 <w:sz w:val="16"/>
               </w:rPr>
-              <w:t>Milestones from the Turing Test to agentic AI; AI agents versus agentic AI and multi-agent trading systems; the six paradigm shifts of algorithmic trading.</w:t>
+              <w:t>Quant success stories (Thorp, Renaissance); the evolution of quant to high-frequency trading and the six paradigm shifts; machine learning to LLMs and the impact on quant; agentic AI versus AI agents and multi-agent trading systems.</w:t>
             </w:r>
           </w:p>
         </w:tc>
@@ -9523,7 +9523,7 @@
                 <w:color w:val="444A54"/>
                 <w:sz w:val="16"/>
               </w:rPr>
-              <w:t>T1.4-1.5 Forms of Financial Data, Big Data Applications and Trading Hypotheses</w:t>
+              <w:t>T1.5-1.6 Forms of Financial Data, Big Data Applications and Trading Hypotheses</w:t>
             </w:r>
           </w:p>
           <w:p>
